--- a/docs/CONVERTER.docx
+++ b/docs/CONVERTER.docx
@@ -167,7 +167,10 @@
           </w:tcPr>
           <w:p>
             <w:r>
-              <w:t>*(default)*</w:t>
+              <w:rPr>
+                <w:i/>
+              </w:rPr>
+              <w:t>(default)</w:t>
             </w:r>
           </w:p>
         </w:tc>
@@ -471,9 +474,11 @@
       </w:r>
       <w:r>
         <w:rPr>
+          <w:rFonts w:ascii="Consolas" w:hAnsi="Consolas"/>
           <w:b/>
+          <w:sz w:val="18"/>
         </w:rPr>
-        <w:t>`ffmpeg`</w:t>
+        <w:t>ffmpeg</w:t>
       </w:r>
       <w:r>
         <w:t xml:space="preserve"> (</w:t>
@@ -1369,7 +1374,21 @@
         <w:rPr>
           <w:b/>
         </w:rPr>
-        <w:t>RGB332 raw (`--rgb332`)</w:t>
+        <w:t>RGB332 raw (</w:t>
+      </w:r>
+      <w:r>
+        <w:rPr>
+          <w:rFonts w:ascii="Consolas" w:hAnsi="Consolas"/>
+          <w:b/>
+          <w:sz w:val="18"/>
+        </w:rPr>
+        <w:t>--rgb332</w:t>
+      </w:r>
+      <w:r>
+        <w:rPr>
+          <w:b/>
+        </w:rPr>
+        <w:t>)</w:t>
       </w:r>
       <w:r>
         <w:t xml:space="preserve"> — full 256‑colour, simplest playback (a single</w:t>
@@ -1423,7 +1442,21 @@
         <w:rPr>
           <w:b/>
         </w:rPr>
-        <w:t>RGB332 RLE (`--rgb332-rle`)</w:t>
+        <w:t>RGB332 RLE (</w:t>
+      </w:r>
+      <w:r>
+        <w:rPr>
+          <w:rFonts w:ascii="Consolas" w:hAnsi="Consolas"/>
+          <w:b/>
+          <w:sz w:val="18"/>
+        </w:rPr>
+        <w:t>--rgb332-rle</w:t>
+      </w:r>
+      <w:r>
+        <w:rPr>
+          <w:b/>
+        </w:rPr>
+        <w:t>)</w:t>
       </w:r>
       <w:r>
         <w:t xml:space="preserve"> — 256‑colour like raw, but count+value</w:t>
@@ -1513,24 +1546,18 @@
       </w:r>
     </w:p>
     <w:p>
-      <w:r>
-        <w:t>```basic</w:t>
-      </w:r>
-    </w:p>
-    <w:p>
-      <w:r>
-        <w:t>OPTION RESOLUTION 640x480,315000</w:t>
-      </w:r>
-    </w:p>
-    <w:p>
+      <w:pPr>
+        <w:ind w:left="240"/>
+      </w:pPr>
       <w:r>
         <w:rPr>
           <w:rFonts w:ascii="Consolas" w:hAnsi="Consolas"/>
           <w:sz w:val="18"/>
         </w:rPr>
-        <w:t>`</w:t>
+        <w:t>OPTION RESOLUTION 640x480,315000</w:t>
       </w:r>
     </w:p>
+    <w:p/>
     <w:p>
       <w:r>
         <w:t xml:space="preserve">The </w:t>
@@ -1560,34 +1587,22 @@
       </w:r>
     </w:p>
     <w:p>
-      <w:r>
-        <w:t>```basic</w:t>
-      </w:r>
-    </w:p>
-    <w:p>
-      <w:r>
-        <w:t>DIM STRING vidFile = "myclip.vc"     ' or .r332 / .r332c</w:t>
-      </w:r>
-    </w:p>
-    <w:p>
-      <w:r>
-        <w:t>DIM STRING audFile = "myclip.aud"    ' set to "" if no audio</w:t>
-      </w:r>
-    </w:p>
-    <w:p>
-      <w:r>
-        <w:t>DIM FLOAT  fps     = 22              ' must equal the converter's --fps</w:t>
-      </w:r>
-    </w:p>
-    <w:p>
+      <w:pPr>
+        <w:ind w:left="240"/>
+      </w:pPr>
       <w:r>
         <w:rPr>
           <w:rFonts w:ascii="Consolas" w:hAnsi="Consolas"/>
           <w:sz w:val="18"/>
         </w:rPr>
-        <w:t>`</w:t>
+        <w:t>DIM STRING vidFile = "myclip.vc"     ' or .r332 / .r332c</w:t>
+        <w:br/>
+        <w:t>DIM STRING audFile = "myclip.aud"    ' set to "" if no audio</w:t>
+        <w:br/>
+        <w:t>DIM FLOAT  fps     = 22              ' must equal the converter's --fps</w:t>
       </w:r>
     </w:p>
+    <w:p/>
     <w:p>
       <w:pPr>
         <w:pStyle w:val="ListNumber"/>
@@ -1984,7 +1999,21 @@
         <w:rPr>
           <w:b/>
         </w:rPr>
-        <w:t>Raw `--rgb332`:</w:t>
+        <w:t xml:space="preserve">Raw </w:t>
+      </w:r>
+      <w:r>
+        <w:rPr>
+          <w:rFonts w:ascii="Consolas" w:hAnsi="Consolas"/>
+          <w:b/>
+          <w:sz w:val="18"/>
+        </w:rPr>
+        <w:t>--rgb332</w:t>
+      </w:r>
+      <w:r>
+        <w:rPr>
+          <w:b/>
+        </w:rPr>
+        <w:t>:</w:t>
       </w:r>
       <w:r>
         <w:t xml:space="preserve"> either accept ~12 fps, or </w:t>
@@ -2032,9 +2061,17 @@
       </w:pPr>
       <w:r>
         <w:rPr>
+          <w:rFonts w:ascii="Consolas" w:hAnsi="Consolas"/>
+          <w:b/>
+          <w:sz w:val="18"/>
+        </w:rPr>
+        <w:t>--rgb332-rle</w:t>
+      </w:r>
+      <w:r>
+        <w:rPr>
           <w:b/>
         </w:rPr>
-        <w:t>`--rgb332-rle`:</w:t>
+        <w:t>:</w:t>
       </w:r>
       <w:r>
         <w:t xml:space="preserve"> ~3× smaller frames → ~38 fps sustainable, so the full</w:t>
